--- a/deliverables/20261027/年报与法规双源RAG_大幅修订研究长稿.docx
+++ b/deliverables/20261027/年报与法规双源RAG_大幅修订研究长稿.docx
@@ -22090,6 +22090,7 @@
     <w:p>
       <w:pPr>
         <w:pStyle w:val="Heading1"/>
+        <w:pageBreakBefore/>
       </w:pPr>
       <w:r>
         <w:t>附录A 回放与审计复现说明</w:t>
@@ -22100,7 +22101,7 @@
         <w:widowControl/>
       </w:pPr>
       <w:r>
-        <w:t>历史设置冻结文件为results/runs/paper_execution_freeze_windows_20261020_01/execution_freeze.json，SHA256为f0eecd3e4f7f129364311b2daa86d0e2ca6aad6af57ac269a14c210be3ffc2c7。原始主结果不因本次新增分析覆盖。新增回放、稀疏检索与评分诊断分别保存在本稿目录下retrieval、quality和audit中，运行脚本及输入哈希列入交付清单。</w:t>
+        <w:t>分析续接冻结记录为results/runs/paper_execution_freeze_windows_20261020_01/execution_freeze.json，SHA256为f0eecd3e4f7f129364311b2daa86d0e2ca6aad6af57ac269a14c210be3ffc2c7；它固定既有参考、公司分组和主设置，并封存后续恢复/扩展决策，不是追溯性预注册。原始执行计划另见results/runs/compact_final_execution_windows_20261020_01/execution_plan.json；两份记录指向相同的参考清单SHA256 9f9c0f73fb0ae308394399dfd57f25d2deaca6ae5ad141b6acb5d425a9d91fc3。原始主结果不因本次新增分析覆盖。新增回放、稀疏检索与评分诊断分别保存在本稿目录下retrieval、quality和audit中，运行脚本及输入哈希列入交付清单.</w:t>
       </w:r>
     </w:p>
     <w:p>
